--- a/output/IS-015-資料安全管理程序.docx
+++ b/output/IS-015-資料安全管理程序.docx
@@ -63,7 +63,7 @@
         </w:rPr>
       </w:pPr>
       <w:r>
-        <w:t xml:space="preserve">新世紀虛擬科技股份有限公司</w:t>
+        <w:t xml:space="preserve">E2E測試科技股份有限公司</w:t>
       </w:r>
     </w:p>
     <w:p>
@@ -384,7 +384,7 @@
         </w:sectPr>
       </w:pPr>
       <w:r>
-        <w:t xml:space="preserve">發行日期：2026/05/20</w:t>
+        <w:t xml:space="preserve">發行日期：2026/03/06</w:t>
       </w:r>
     </w:p>
     <w:tbl>
@@ -621,7 +621,7 @@
               </w:rPr>
             </w:pPr>
             <w:r>
-              <w:t xml:space="preserve">2026/05/20</w:t>
+              <w:t xml:space="preserve">2026/03/06</w:t>
             </w:r>
           </w:p>
         </w:tc>

--- a/output/IS-015-資料安全管理程序.docx
+++ b/output/IS-015-資料安全管理程序.docx
@@ -63,6 +63,10 @@
         </w:rPr>
       </w:pPr>
       <w:r>
+        <w:rPr>
+          <w:b/>
+          <w:sz w:val="48"/>
+        </w:rPr>
         <w:t xml:space="preserve">E2E測試科技股份有限公司</w:t>
       </w:r>
     </w:p>
@@ -2554,226 +2558,7 @@
         </w:numPr>
       </w:pPr>
       <w:r>
-        <w:rPr>
-          <w:szCs w:val="28"/>
-        </w:rPr>
-        <w:t>為</w:t>
-      </w:r>
-      <w:r>
-        <w:rPr>
-          <w:rFonts w:hint="eastAsia"/>
-          <w:szCs w:val="28"/>
-        </w:rPr>
-        <w:t>確保</w:t>
-      </w:r>
-      <w:r>
-        <w:rPr>
-          <w:rFonts w:hint="eastAsia"/>
-          <w:szCs w:val="28"/>
-          <w:shd w:val="pct15" w:color="auto" w:fill="FFFFFF"/>
-        </w:rPr>
-        <w:t>XXX</w:t>
-      </w:r>
-      <w:r>
-        <w:rPr>
-          <w:rFonts w:hint="eastAsia"/>
-          <w:szCs w:val="28"/>
-          <w:shd w:val="pct15" w:color="auto" w:fill="FFFFFF"/>
-        </w:rPr>
-        <w:t>股份有限公司</w:t>
-      </w:r>
-      <w:r>
-        <w:rPr>
-          <w:rFonts w:hint="eastAsia"/>
-          <w:szCs w:val="28"/>
-        </w:rPr>
-        <w:t>（以下簡稱</w:t>
-      </w:r>
-      <w:r>
-        <w:rPr>
-          <w:rFonts w:hint="eastAsia"/>
-          <w:szCs w:val="28"/>
-          <w:shd w:val="pct15" w:color="auto" w:fill="FFFFFF"/>
-        </w:rPr>
-        <w:t>本公司</w:t>
-      </w:r>
-      <w:r>
-        <w:rPr>
-          <w:rFonts w:hint="eastAsia"/>
-          <w:szCs w:val="28"/>
-        </w:rPr>
-        <w:t>）</w:t>
-      </w:r>
-      <w:r>
-        <w:rPr>
-          <w:rFonts w:hint="eastAsia"/>
-          <w:szCs w:val="28"/>
-        </w:rPr>
-        <w:t>識別、</w:t>
-      </w:r>
-      <w:r>
-        <w:rPr>
-          <w:rFonts w:ascii="標楷體" w:hAnsi="標楷體" w:hint="eastAsia"/>
-          <w:szCs w:val="28"/>
-        </w:rPr>
-        <w:t>保護和應用通過電子方式未經</w:t>
-      </w:r>
-      <w:r>
-        <w:rPr>
-          <w:rFonts w:hint="eastAsia"/>
-          <w:szCs w:val="28"/>
-        </w:rPr>
-        <w:t>授權</w:t>
-      </w:r>
-      <w:r>
-        <w:rPr>
-          <w:rFonts w:ascii="標楷體" w:hAnsi="標楷體" w:hint="eastAsia"/>
-          <w:color w:val="000000" w:themeColor="text1"/>
-          <w:szCs w:val="28"/>
-        </w:rPr>
-        <w:t>揭露</w:t>
-      </w:r>
-      <w:r>
-        <w:rPr>
-          <w:rFonts w:hint="eastAsia"/>
-          <w:szCs w:val="28"/>
-        </w:rPr>
-        <w:t>受保護資訊的原則</w:t>
-      </w:r>
-      <w:r>
-        <w:rPr>
-          <w:rFonts w:hint="eastAsia"/>
-          <w:szCs w:val="28"/>
-        </w:rPr>
-        <w:t>，</w:t>
-      </w:r>
-      <w:r>
-        <w:rPr>
-          <w:rFonts w:hint="eastAsia"/>
-          <w:szCs w:val="28"/>
-        </w:rPr>
-        <w:t>採取</w:t>
-      </w:r>
-      <w:r>
-        <w:rPr>
-          <w:rFonts w:ascii="標楷體" w:hAnsi="標楷體" w:hint="eastAsia"/>
-          <w:szCs w:val="28"/>
-        </w:rPr>
-        <w:t>合理</w:t>
-      </w:r>
-      <w:r>
-        <w:rPr>
-          <w:rFonts w:hint="eastAsia"/>
-          <w:szCs w:val="28"/>
-        </w:rPr>
-        <w:t>措施，</w:t>
-      </w:r>
-      <w:r>
-        <w:rPr>
-          <w:rFonts w:hint="eastAsia"/>
-          <w:szCs w:val="28"/>
-        </w:rPr>
-        <w:t>可</w:t>
-      </w:r>
-      <w:r>
-        <w:rPr>
-          <w:rFonts w:hint="eastAsia"/>
-          <w:szCs w:val="28"/>
-        </w:rPr>
-        <w:t>通過使用</w:t>
-      </w:r>
-      <w:r>
-        <w:rPr>
-          <w:rFonts w:hint="eastAsia"/>
-          <w:szCs w:val="28"/>
-        </w:rPr>
-        <w:t>資料遺失</w:t>
-      </w:r>
-      <w:r>
-        <w:rPr>
-          <w:rFonts w:hint="eastAsia"/>
-          <w:szCs w:val="28"/>
-        </w:rPr>
-        <w:t>防護（</w:t>
-      </w:r>
-      <w:r>
-        <w:rPr>
-          <w:rFonts w:hint="eastAsia"/>
-          <w:szCs w:val="28"/>
-        </w:rPr>
-        <w:t>DLP</w:t>
-      </w:r>
-      <w:r>
-        <w:rPr>
-          <w:rFonts w:hint="eastAsia"/>
-          <w:szCs w:val="28"/>
-        </w:rPr>
-        <w:t>）</w:t>
-      </w:r>
-      <w:r>
-        <w:rPr>
-          <w:rFonts w:ascii="標楷體" w:hAnsi="標楷體" w:hint="eastAsia"/>
-          <w:szCs w:val="28"/>
-        </w:rPr>
-        <w:t>軟體</w:t>
-      </w:r>
-      <w:r>
-        <w:rPr>
-          <w:rFonts w:hint="eastAsia"/>
-          <w:szCs w:val="28"/>
-        </w:rPr>
-        <w:t>和</w:t>
-      </w:r>
-      <w:r>
-        <w:rPr>
-          <w:rFonts w:ascii="標楷體" w:hAnsi="標楷體" w:hint="eastAsia"/>
-          <w:color w:val="000000" w:themeColor="text1"/>
-          <w:szCs w:val="28"/>
-        </w:rPr>
-        <w:t>設備</w:t>
-      </w:r>
-      <w:r>
-        <w:rPr>
-          <w:rFonts w:hint="eastAsia"/>
-          <w:szCs w:val="28"/>
-        </w:rPr>
-        <w:t>等技術和方法來監控，識別受保護的資訊並</w:t>
-      </w:r>
-      <w:r>
-        <w:rPr>
-          <w:rFonts w:hint="eastAsia"/>
-          <w:szCs w:val="28"/>
-        </w:rPr>
-        <w:t>預防資料外</w:t>
-      </w:r>
-      <w:proofErr w:type="gramStart"/>
-      <w:r>
-        <w:rPr>
-          <w:rFonts w:hint="eastAsia"/>
-          <w:szCs w:val="28"/>
-        </w:rPr>
-        <w:t>洩</w:t>
-      </w:r>
-      <w:proofErr w:type="gramEnd"/>
-      <w:r>
-        <w:rPr>
-          <w:rFonts w:hint="eastAsia"/>
-          <w:szCs w:val="28"/>
-        </w:rPr>
-        <w:t>事件，</w:t>
-      </w:r>
-      <w:r>
-        <w:rPr>
-          <w:rFonts w:hint="eastAsia"/>
-          <w:szCs w:val="28"/>
-        </w:rPr>
-        <w:t>以符合資訊安全規範</w:t>
-      </w:r>
-      <w:r>
-        <w:rPr>
-          <w:szCs w:val="28"/>
-        </w:rPr>
-        <w:t>。</w:t>
+        <w:t xml:space="preserve">為確保E2E測試科技股份有限公司（以下簡稱本公司）識別、保護和應用通過電子方式未經授權揭露受保護資訊的原則，採取合理措施，可通過使用資料遺失防護（DLP）軟體和設備等技術和方法來監控，識別受保護的資訊並預防資料外洩事件，以符合資訊安全規範。</w:t>
       </w:r>
     </w:p>
     <w:p>
